--- a/Doc/RepositoryWhitepaper.docx
+++ b/Doc/RepositoryWhitepaper.docx
@@ -1,6 +1,6 @@
 
 <file path=word/document.xml><?xml version="1.0" encoding="utf-8"?>
-<w:document xmlns:wpc="http://schemas.microsoft.com/office/word/2010/wordprocessingCanvas" xmlns:cx="http://schemas.microsoft.com/office/drawing/2014/chartex" xmlns:cx1="http://schemas.microsoft.com/office/drawing/2015/9/8/chartex" xmlns:cx2="http://schemas.microsoft.com/office/drawing/2015/10/21/chartex" xmlns:cx3="http://schemas.microsoft.com/office/drawing/2016/5/9/chartex" xmlns:cx4="http://schemas.microsoft.com/office/drawing/2016/5/10/chartex" xmlns:cx5="http://schemas.microsoft.com/office/drawing/2016/5/11/chartex" xmlns:cx6="http://schemas.microsoft.com/office/drawing/2016/5/12/chartex" xmlns:cx7="http://schemas.microsoft.com/office/drawing/2016/5/13/chartex" xmlns:cx8="http://schemas.microsoft.com/office/drawing/2016/5/14/chartex" xmlns:mc="http://schemas.openxmlformats.org/markup-compatibility/2006" xmlns:aink="http://schemas.microsoft.com/office/drawing/2016/ink" xmlns:am3d="http://schemas.microsoft.com/office/drawing/2017/model3d" xmlns:o="urn:schemas-microsoft-com:office:office" xmlns:oel="http://schemas.microsoft.com/office/2019/extlst" xmlns:r="http://schemas.openxmlformats.org/officeDocument/2006/relationships" xmlns:m="http://schemas.openxmlformats.org/officeDocument/2006/math" xmlns:v="urn:schemas-microsoft-com:vml" xmlns:wp14="http://schemas.microsoft.com/office/word/2010/wordprocessingDrawing" xmlns:wp="http://schemas.openxmlformats.org/drawingml/2006/wordprocessingDrawing" xmlns:w10="urn:schemas-microsoft-com:office:word" xmlns:w="http://schemas.openxmlformats.org/wordprocessingml/2006/main" xmlns:w14="http://schemas.microsoft.com/office/word/2010/wordml" xmlns:w15="http://schemas.microsoft.com/office/word/2012/wordml" xmlns:w16cex="http://schemas.microsoft.com/office/word/2018/wordml/cex" xmlns:w16cid="http://schemas.microsoft.com/office/word/2016/wordml/cid" xmlns:w16="http://schemas.microsoft.com/office/word/2018/wordml" xmlns:w16du="http://schemas.microsoft.com/office/word/2023/wordml/word16du" xmlns:w16sdtdh="http://schemas.microsoft.com/office/word/2020/wordml/sdtdatahash" xmlns:w16se="http://schemas.microsoft.com/office/word/2015/wordml/symex" xmlns:wpg="http://schemas.microsoft.com/office/word/2010/wordprocessingGroup" xmlns:wpi="http://schemas.microsoft.com/office/word/2010/wordprocessingInk" xmlns:wne="http://schemas.microsoft.com/office/word/2006/wordml" xmlns:wps="http://schemas.microsoft.com/office/word/2010/wordprocessingShape" mc:Ignorable="w14 w15 w16se w16cid w16 w16cex w16sdtdh wp14">
+<w:document xmlns:wpc="http://schemas.microsoft.com/office/word/2010/wordprocessingCanvas" xmlns:cx="http://schemas.microsoft.com/office/drawing/2014/chartex" xmlns:cx1="http://schemas.microsoft.com/office/drawing/2015/9/8/chartex" xmlns:cx2="http://schemas.microsoft.com/office/drawing/2015/10/21/chartex" xmlns:cx3="http://schemas.microsoft.com/office/drawing/2016/5/9/chartex" xmlns:cx4="http://schemas.microsoft.com/office/drawing/2016/5/10/chartex" xmlns:cx5="http://schemas.microsoft.com/office/drawing/2016/5/11/chartex" xmlns:cx6="http://schemas.microsoft.com/office/drawing/2016/5/12/chartex" xmlns:cx7="http://schemas.microsoft.com/office/drawing/2016/5/13/chartex" xmlns:cx8="http://schemas.microsoft.com/office/drawing/2016/5/14/chartex" xmlns:mc="http://schemas.openxmlformats.org/markup-compatibility/2006" xmlns:m="http://schemas.openxmlformats.org/officeDocument/2006/math" xmlns:aink="http://schemas.microsoft.com/office/drawing/2016/ink" xmlns:am3d="http://schemas.microsoft.com/office/drawing/2017/model3d" xmlns:oel="http://schemas.microsoft.com/office/2019/extlst" xmlns:r="http://schemas.openxmlformats.org/officeDocument/2006/relationships" xmlns:wp14="http://schemas.microsoft.com/office/word/2010/wordprocessingDrawing" xmlns:wp="http://schemas.openxmlformats.org/drawingml/2006/wordprocessingDrawing" xmlns:wpg="http://schemas.microsoft.com/office/word/2010/wordprocessingGroup" xmlns:wpi="http://schemas.microsoft.com/office/word/2010/wordprocessingInk" xmlns:wps="http://schemas.microsoft.com/office/word/2010/wordprocessingShape" xmlns:o="urn:schemas-microsoft-com:office:office" xmlns:v="urn:schemas-microsoft-com:vml" xmlns:w10="urn:schemas-microsoft-com:office:word" xmlns:w="http://schemas.openxmlformats.org/wordprocessingml/2006/main" xmlns:w14="http://schemas.microsoft.com/office/word/2010/wordml" xmlns:w15="http://schemas.microsoft.com/office/word/2012/wordml" xmlns:w16cex="http://schemas.microsoft.com/office/word/2018/wordml/cex" xmlns:w16cid="http://schemas.microsoft.com/office/word/2016/wordml/cid" xmlns:w16="http://schemas.microsoft.com/office/word/2018/wordml" xmlns:w16sdtdh="http://schemas.microsoft.com/office/word/2020/wordml/sdtdatahash" xmlns:w16sdtfl="http://schemas.microsoft.com/office/word/2024/wordml/sdtformatlock" xmlns:w16se="http://schemas.microsoft.com/office/word/2015/wordml/symex" xmlns:w16du="http://schemas.microsoft.com/office/word/2023/wordml/word16du" xmlns:wne="http://schemas.microsoft.com/office/word/2006/wordml" mc:Ignorable="w14 w15 w16se w16cid w16 w16cex w16sdtdh w16sdtfl w16du wp14">
   <w:body>
     <w:p>
       <w:pPr>
@@ -365,23 +365,21 @@
           <w:rFonts w:cstheme="minorHAnsi"/>
           <w:color w:val="000000"/>
         </w:rPr>
-        <w:t xml:space="preserve">using a half dozen calls.  </w:t>
-      </w:r>
-      <w:proofErr w:type="gramStart"/>
+        <w:t xml:space="preserve">using a half dozen calls. </w:t>
+      </w:r>
       <w:r>
         <w:rPr>
           <w:rFonts w:cstheme="minorHAnsi"/>
           <w:color w:val="000000"/>
         </w:rPr>
-        <w:t>In order to</w:t>
-      </w:r>
-      <w:proofErr w:type="gramEnd"/>
+        <w:t xml:space="preserve">To </w:t>
+      </w:r>
       <w:r>
         <w:rPr>
           <w:rFonts w:cstheme="minorHAnsi"/>
           <w:color w:val="000000"/>
         </w:rPr>
-        <w:t xml:space="preserve"> meet enterprise requirements</w:t>
+        <w:t>meet enterprise requirements</w:t>
       </w:r>
       <w:r>
         <w:rPr>
@@ -706,15 +704,7 @@
         <w:t>The ability to save and store secrets that can only be obtained by the measured program on the platform when isolated</w:t>
       </w:r>
       <w:r>
-        <w:t>.  (</w:t>
-      </w:r>
-      <w:proofErr w:type="gramStart"/>
-      <w:r>
-        <w:t>aka</w:t>
-      </w:r>
-      <w:proofErr w:type="gramEnd"/>
-      <w:r>
-        <w:t>, “sealed storage”).</w:t>
+        <w:t>.  (aka, “sealed storage”).</w:t>
       </w:r>
     </w:p>
     <w:p>
@@ -922,15 +912,7 @@
         <w:t>integrity,</w:t>
       </w:r>
       <w:r>
-        <w:t xml:space="preserve"> and reliability of the data it processes, </w:t>
-      </w:r>
-      <w:proofErr w:type="gramStart"/>
-      <w:r>
-        <w:t>stores</w:t>
-      </w:r>
-      <w:proofErr w:type="gramEnd"/>
-      <w:r>
-        <w:t xml:space="preserve"> or transmits.</w:t>
+        <w:t xml:space="preserve"> and reliability of the data it processes, stores or transmits.</w:t>
       </w:r>
     </w:p>
     <w:p/>
@@ -3663,13 +3645,8 @@
         <w:t xml:space="preserve">rely on.  Examples are </w:t>
       </w:r>
       <w:r>
-        <w:t xml:space="preserve">high frequency trading, distributed </w:t>
-      </w:r>
-      <w:proofErr w:type="gramStart"/>
-      <w:r>
-        <w:t>ledgers</w:t>
-      </w:r>
-      <w:proofErr w:type="gramEnd"/>
+        <w:t>high frequency trading, distributed ledgers</w:t>
+      </w:r>
       <w:r>
         <w:t xml:space="preserve"> and payments.</w:t>
       </w:r>
@@ -4072,15 +4049,7 @@
     </w:p>
     <w:p>
       <w:r>
-        <w:t xml:space="preserve">The Guide in this Doc directory contains more detailed information about writing an application, deploying </w:t>
-      </w:r>
-      <w:proofErr w:type="gramStart"/>
-      <w:r>
-        <w:t>it</w:t>
-      </w:r>
-      <w:proofErr w:type="gramEnd"/>
-      <w:r>
-        <w:t xml:space="preserve"> and managing it with the Certifier Service.</w:t>
+        <w:t>The Guide in this Doc directory contains more detailed information about writing an application, deploying it and managing it with the Certifier Service.</w:t>
       </w:r>
     </w:p>
     <w:p>
@@ -4868,9 +4837,17 @@
         <w:rPr>
           <w:rFonts w:ascii="Courier New" w:hAnsi="Courier New" w:cs="Courier New"/>
         </w:rPr>
-        <w:t>, policy-key, be...] says Key[</w:t>
+        <w:t xml:space="preserve">, policy-key, be...] says </w:t>
+      </w:r>
+      <w:proofErr w:type="gramStart"/>
+      <w:r>
+        <w:rPr>
+          <w:rFonts w:ascii="Courier New" w:hAnsi="Courier New" w:cs="Courier New"/>
+        </w:rPr>
+        <w:t>Key[</w:t>
       </w:r>
       <w:proofErr w:type="spellStart"/>
+      <w:proofErr w:type="gramEnd"/>
       <w:r>
         <w:rPr>
           <w:rFonts w:ascii="Courier New" w:hAnsi="Courier New" w:cs="Courier New"/>
@@ -4921,9 +4898,17 @@
         <w:rPr>
           <w:rFonts w:ascii="Courier New" w:hAnsi="Courier New" w:cs="Courier New"/>
         </w:rPr>
-        <w:t>, intel-key, ab...] says Key[</w:t>
+        <w:t xml:space="preserve">, intel-key, ab...] says </w:t>
+      </w:r>
+      <w:proofErr w:type="gramStart"/>
+      <w:r>
+        <w:rPr>
+          <w:rFonts w:ascii="Courier New" w:hAnsi="Courier New" w:cs="Courier New"/>
+        </w:rPr>
+        <w:t>Key[</w:t>
       </w:r>
       <w:proofErr w:type="spellStart"/>
+      <w:proofErr w:type="gramEnd"/>
       <w:r>
         <w:rPr>
           <w:rFonts w:ascii="Courier New" w:hAnsi="Courier New" w:cs="Courier New"/>
@@ -4974,9 +4959,17 @@
         <w:rPr>
           <w:rFonts w:ascii="Courier New" w:hAnsi="Courier New" w:cs="Courier New"/>
         </w:rPr>
-        <w:t>, local-attestation-key, d0...] says Key[</w:t>
+        <w:t xml:space="preserve">, local-attestation-key, d0...] says </w:t>
+      </w:r>
+      <w:proofErr w:type="gramStart"/>
+      <w:r>
+        <w:rPr>
+          <w:rFonts w:ascii="Courier New" w:hAnsi="Courier New" w:cs="Courier New"/>
+        </w:rPr>
+        <w:t>Key[</w:t>
       </w:r>
       <w:proofErr w:type="spellStart"/>
+      <w:proofErr w:type="gramEnd"/>
       <w:r>
         <w:rPr>
           <w:rFonts w:ascii="Courier New" w:hAnsi="Courier New" w:cs="Courier New"/>
@@ -4988,7 +4981,21 @@
         <w:rPr>
           <w:rFonts w:ascii="Courier New" w:hAnsi="Courier New" w:cs="Courier New"/>
         </w:rPr>
-        <w:t xml:space="preserve">, enclave-key, da...]speaks-for Measurement[...] </w:t>
+        <w:t>, enclave-key, da</w:t>
+      </w:r>
+      <w:proofErr w:type="gramStart"/>
+      <w:r>
+        <w:rPr>
+          <w:rFonts w:ascii="Courier New" w:hAnsi="Courier New" w:cs="Courier New"/>
+        </w:rPr>
+        <w:t>...]speaks</w:t>
+      </w:r>
+      <w:proofErr w:type="gramEnd"/>
+      <w:r>
+        <w:rPr>
+          <w:rFonts w:ascii="Courier New" w:hAnsi="Courier New" w:cs="Courier New"/>
+        </w:rPr>
+        <w:t xml:space="preserve">-for Measurement[...] </w:t>
       </w:r>
     </w:p>
     <w:p>
@@ -5061,9 +5068,17 @@
         <w:rPr>
           <w:rFonts w:ascii="Courier New" w:hAnsi="Courier New" w:cs="Courier New"/>
         </w:rPr>
-        <w:t>, policy-key, be...] is-trusted AND Key[</w:t>
+        <w:t xml:space="preserve">, policy-key, be...] is-trusted AND </w:t>
+      </w:r>
+      <w:proofErr w:type="gramStart"/>
+      <w:r>
+        <w:rPr>
+          <w:rFonts w:ascii="Courier New" w:hAnsi="Courier New" w:cs="Courier New"/>
+        </w:rPr>
+        <w:t>Key[</w:t>
       </w:r>
       <w:proofErr w:type="spellStart"/>
+      <w:proofErr w:type="gramEnd"/>
       <w:r>
         <w:rPr>
           <w:rFonts w:ascii="Courier New" w:hAnsi="Courier New" w:cs="Courier New"/>
@@ -5075,9 +5090,31 @@
         <w:rPr>
           <w:rFonts w:ascii="Courier New" w:hAnsi="Courier New" w:cs="Courier New"/>
         </w:rPr>
-        <w:t>, policy-key, be...]says Key[</w:t>
+        <w:t>, policy-key, be</w:t>
+      </w:r>
+      <w:proofErr w:type="gramStart"/>
+      <w:r>
+        <w:rPr>
+          <w:rFonts w:ascii="Courier New" w:hAnsi="Courier New" w:cs="Courier New"/>
+        </w:rPr>
+        <w:t>...]says</w:t>
+      </w:r>
+      <w:proofErr w:type="gramEnd"/>
+      <w:r>
+        <w:rPr>
+          <w:rFonts w:ascii="Courier New" w:hAnsi="Courier New" w:cs="Courier New"/>
+        </w:rPr>
+        <w:t xml:space="preserve"> </w:t>
+      </w:r>
+      <w:proofErr w:type="gramStart"/>
+      <w:r>
+        <w:rPr>
+          <w:rFonts w:ascii="Courier New" w:hAnsi="Courier New" w:cs="Courier New"/>
+        </w:rPr>
+        <w:t>Key[</w:t>
       </w:r>
       <w:proofErr w:type="spellStart"/>
+      <w:proofErr w:type="gramEnd"/>
       <w:r>
         <w:rPr>
           <w:rFonts w:ascii="Courier New" w:hAnsi="Courier New" w:cs="Courier New"/>
@@ -5101,9 +5138,17 @@
         <w:rPr>
           <w:rFonts w:ascii="Courier New" w:hAnsi="Courier New" w:cs="Courier New"/>
         </w:rPr>
-        <w:t xml:space="preserve"> --&gt; Key[</w:t>
+        <w:t xml:space="preserve"> --&gt; </w:t>
+      </w:r>
+      <w:proofErr w:type="gramStart"/>
+      <w:r>
+        <w:rPr>
+          <w:rFonts w:ascii="Courier New" w:hAnsi="Courier New" w:cs="Courier New"/>
+        </w:rPr>
+        <w:t>Key[</w:t>
       </w:r>
       <w:proofErr w:type="spellStart"/>
+      <w:proofErr w:type="gramEnd"/>
       <w:r>
         <w:rPr>
           <w:rFonts w:ascii="Courier New" w:hAnsi="Courier New" w:cs="Courier New"/>
@@ -5166,9 +5211,17 @@
         <w:rPr>
           <w:rFonts w:ascii="Courier New" w:hAnsi="Courier New" w:cs="Courier New"/>
         </w:rPr>
-        <w:t xml:space="preserve"> AND Key[</w:t>
+        <w:t xml:space="preserve"> AND </w:t>
+      </w:r>
+      <w:proofErr w:type="gramStart"/>
+      <w:r>
+        <w:rPr>
+          <w:rFonts w:ascii="Courier New" w:hAnsi="Courier New" w:cs="Courier New"/>
+        </w:rPr>
+        <w:t>Key[</w:t>
       </w:r>
       <w:proofErr w:type="spellStart"/>
+      <w:proofErr w:type="gramEnd"/>
       <w:r>
         <w:rPr>
           <w:rFonts w:ascii="Courier New" w:hAnsi="Courier New" w:cs="Courier New"/>
@@ -5180,9 +5233,17 @@
         <w:rPr>
           <w:rFonts w:ascii="Courier New" w:hAnsi="Courier New" w:cs="Courier New"/>
         </w:rPr>
-        <w:t>, intel-key, ab...] says Key[</w:t>
+        <w:t xml:space="preserve">, intel-key, ab...] says </w:t>
+      </w:r>
+      <w:proofErr w:type="gramStart"/>
+      <w:r>
+        <w:rPr>
+          <w:rFonts w:ascii="Courier New" w:hAnsi="Courier New" w:cs="Courier New"/>
+        </w:rPr>
+        <w:t>Key[</w:t>
       </w:r>
       <w:proofErr w:type="spellStart"/>
+      <w:proofErr w:type="gramEnd"/>
       <w:r>
         <w:rPr>
           <w:rFonts w:ascii="Courier New" w:hAnsi="Courier New" w:cs="Courier New"/>
@@ -5206,9 +5267,17 @@
         <w:rPr>
           <w:rFonts w:ascii="Courier New" w:hAnsi="Courier New" w:cs="Courier New"/>
         </w:rPr>
-        <w:t xml:space="preserve"> --&gt; Key[</w:t>
+        <w:t xml:space="preserve"> --&gt; </w:t>
+      </w:r>
+      <w:proofErr w:type="gramStart"/>
+      <w:r>
+        <w:rPr>
+          <w:rFonts w:ascii="Courier New" w:hAnsi="Courier New" w:cs="Courier New"/>
+        </w:rPr>
+        <w:t>Key[</w:t>
       </w:r>
       <w:proofErr w:type="spellStart"/>
+      <w:proofErr w:type="gramEnd"/>
       <w:r>
         <w:rPr>
           <w:rFonts w:ascii="Courier New" w:hAnsi="Courier New" w:cs="Courier New"/>
@@ -5271,9 +5340,17 @@
         <w:rPr>
           <w:rFonts w:ascii="Courier New" w:hAnsi="Courier New" w:cs="Courier New"/>
         </w:rPr>
-        <w:t xml:space="preserve"> AND Key[</w:t>
+        <w:t xml:space="preserve"> AND </w:t>
+      </w:r>
+      <w:proofErr w:type="gramStart"/>
+      <w:r>
+        <w:rPr>
+          <w:rFonts w:ascii="Courier New" w:hAnsi="Courier New" w:cs="Courier New"/>
+        </w:rPr>
+        <w:t>Key[</w:t>
       </w:r>
       <w:proofErr w:type="spellStart"/>
+      <w:proofErr w:type="gramEnd"/>
       <w:r>
         <w:rPr>
           <w:rFonts w:ascii="Courier New" w:hAnsi="Courier New" w:cs="Courier New"/>
@@ -5285,9 +5362,17 @@
         <w:rPr>
           <w:rFonts w:ascii="Courier New" w:hAnsi="Courier New" w:cs="Courier New"/>
         </w:rPr>
-        <w:t>, local-attestation-key, d0...] says Key[</w:t>
+        <w:t xml:space="preserve">, local-attestation-key, d0...] says </w:t>
+      </w:r>
+      <w:proofErr w:type="gramStart"/>
+      <w:r>
+        <w:rPr>
+          <w:rFonts w:ascii="Courier New" w:hAnsi="Courier New" w:cs="Courier New"/>
+        </w:rPr>
+        <w:t>Key[</w:t>
       </w:r>
       <w:proofErr w:type="spellStart"/>
+      <w:proofErr w:type="gramEnd"/>
       <w:r>
         <w:rPr>
           <w:rFonts w:ascii="Courier New" w:hAnsi="Courier New" w:cs="Courier New"/>
@@ -5299,9 +5384,17 @@
         <w:rPr>
           <w:rFonts w:ascii="Courier New" w:hAnsi="Courier New" w:cs="Courier New"/>
         </w:rPr>
-        <w:t>, enclave-key, da...] speaks-for Measurement[...] --&gt; Key[</w:t>
+        <w:t xml:space="preserve">, enclave-key, da...] speaks-for Measurement[...] --&gt; </w:t>
+      </w:r>
+      <w:proofErr w:type="gramStart"/>
+      <w:r>
+        <w:rPr>
+          <w:rFonts w:ascii="Courier New" w:hAnsi="Courier New" w:cs="Courier New"/>
+        </w:rPr>
+        <w:t>Key[</w:t>
       </w:r>
       <w:proofErr w:type="spellStart"/>
+      <w:proofErr w:type="gramEnd"/>
       <w:r>
         <w:rPr>
           <w:rFonts w:ascii="Courier New" w:hAnsi="Courier New" w:cs="Courier New"/>
@@ -5346,9 +5439,17 @@
         <w:rPr>
           <w:rFonts w:ascii="Courier New" w:hAnsi="Courier New" w:cs="Courier New"/>
         </w:rPr>
-        <w:t>, policy-key, ...] is-trusted AND Key[</w:t>
+        <w:t xml:space="preserve">, policy-key, ...] is-trusted AND </w:t>
+      </w:r>
+      <w:proofErr w:type="gramStart"/>
+      <w:r>
+        <w:rPr>
+          <w:rFonts w:ascii="Courier New" w:hAnsi="Courier New" w:cs="Courier New"/>
+        </w:rPr>
+        <w:t>Key[</w:t>
       </w:r>
       <w:proofErr w:type="spellStart"/>
+      <w:proofErr w:type="gramEnd"/>
       <w:r>
         <w:rPr>
           <w:rFonts w:ascii="Courier New" w:hAnsi="Courier New" w:cs="Courier New"/>
@@ -5360,7 +5461,35 @@
         <w:rPr>
           <w:rFonts w:ascii="Courier New" w:hAnsi="Courier New" w:cs="Courier New"/>
         </w:rPr>
-        <w:t>, policy-key, ...] says Measurement[0001...] is-trusted --&gt; Measurement[0001...] is-trusted</w:t>
+        <w:t xml:space="preserve">, policy-key, ...] says </w:t>
+      </w:r>
+      <w:proofErr w:type="gramStart"/>
+      <w:r>
+        <w:rPr>
+          <w:rFonts w:ascii="Courier New" w:hAnsi="Courier New" w:cs="Courier New"/>
+        </w:rPr>
+        <w:t>Measurement[</w:t>
+      </w:r>
+      <w:proofErr w:type="gramEnd"/>
+      <w:r>
+        <w:rPr>
+          <w:rFonts w:ascii="Courier New" w:hAnsi="Courier New" w:cs="Courier New"/>
+        </w:rPr>
+        <w:t xml:space="preserve">0001...] is-trusted --&gt; </w:t>
+      </w:r>
+      <w:proofErr w:type="gramStart"/>
+      <w:r>
+        <w:rPr>
+          <w:rFonts w:ascii="Courier New" w:hAnsi="Courier New" w:cs="Courier New"/>
+        </w:rPr>
+        <w:t>Measurement[</w:t>
+      </w:r>
+      <w:proofErr w:type="gramEnd"/>
+      <w:r>
+        <w:rPr>
+          <w:rFonts w:ascii="Courier New" w:hAnsi="Courier New" w:cs="Courier New"/>
+        </w:rPr>
+        <w:t>0001...] is-trusted</w:t>
       </w:r>
     </w:p>
     <w:p>
@@ -5385,9 +5514,17 @@
         <w:rPr>
           <w:rFonts w:ascii="Courier New" w:hAnsi="Courier New" w:cs="Courier New"/>
         </w:rPr>
-        <w:t>0001...] is-trusted AND Key[</w:t>
+        <w:t xml:space="preserve">0001...] is-trusted AND </w:t>
+      </w:r>
+      <w:proofErr w:type="gramStart"/>
+      <w:r>
+        <w:rPr>
+          <w:rFonts w:ascii="Courier New" w:hAnsi="Courier New" w:cs="Courier New"/>
+        </w:rPr>
+        <w:t>Key[</w:t>
       </w:r>
       <w:proofErr w:type="spellStart"/>
+      <w:proofErr w:type="gramEnd"/>
       <w:r>
         <w:rPr>
           <w:rFonts w:ascii="Courier New" w:hAnsi="Courier New" w:cs="Courier New"/>
@@ -5399,9 +5536,17 @@
         <w:rPr>
           <w:rFonts w:ascii="Courier New" w:hAnsi="Courier New" w:cs="Courier New"/>
         </w:rPr>
-        <w:t>, enclave-key, bd...] speaks-for Measurement[...] --&gt; Key[</w:t>
+        <w:t xml:space="preserve">, enclave-key, bd...] speaks-for Measurement[...] --&gt; </w:t>
+      </w:r>
+      <w:proofErr w:type="gramStart"/>
+      <w:r>
+        <w:rPr>
+          <w:rFonts w:ascii="Courier New" w:hAnsi="Courier New" w:cs="Courier New"/>
+        </w:rPr>
+        <w:t>Key[</w:t>
       </w:r>
       <w:proofErr w:type="spellStart"/>
+      <w:proofErr w:type="gramEnd"/>
       <w:r>
         <w:rPr>
           <w:rFonts w:ascii="Courier New" w:hAnsi="Courier New" w:cs="Courier New"/>
@@ -5444,7 +5589,7 @@
 </file>
 
 <file path=word/endnotes.xml><?xml version="1.0" encoding="utf-8"?>
-<w:endnotes xmlns:wpc="http://schemas.microsoft.com/office/word/2010/wordprocessingCanvas" xmlns:cx="http://schemas.microsoft.com/office/drawing/2014/chartex" xmlns:cx1="http://schemas.microsoft.com/office/drawing/2015/9/8/chartex" xmlns:cx2="http://schemas.microsoft.com/office/drawing/2015/10/21/chartex" xmlns:cx3="http://schemas.microsoft.com/office/drawing/2016/5/9/chartex" xmlns:cx4="http://schemas.microsoft.com/office/drawing/2016/5/10/chartex" xmlns:cx5="http://schemas.microsoft.com/office/drawing/2016/5/11/chartex" xmlns:cx6="http://schemas.microsoft.com/office/drawing/2016/5/12/chartex" xmlns:cx7="http://schemas.microsoft.com/office/drawing/2016/5/13/chartex" xmlns:cx8="http://schemas.microsoft.com/office/drawing/2016/5/14/chartex" xmlns:mc="http://schemas.openxmlformats.org/markup-compatibility/2006" xmlns:aink="http://schemas.microsoft.com/office/drawing/2016/ink" xmlns:am3d="http://schemas.microsoft.com/office/drawing/2017/model3d" xmlns:o="urn:schemas-microsoft-com:office:office" xmlns:oel="http://schemas.microsoft.com/office/2019/extlst" xmlns:r="http://schemas.openxmlformats.org/officeDocument/2006/relationships" xmlns:m="http://schemas.openxmlformats.org/officeDocument/2006/math" xmlns:v="urn:schemas-microsoft-com:vml" xmlns:wp14="http://schemas.microsoft.com/office/word/2010/wordprocessingDrawing" xmlns:wp="http://schemas.openxmlformats.org/drawingml/2006/wordprocessingDrawing" xmlns:w10="urn:schemas-microsoft-com:office:word" xmlns:w="http://schemas.openxmlformats.org/wordprocessingml/2006/main" xmlns:w14="http://schemas.microsoft.com/office/word/2010/wordml" xmlns:w15="http://schemas.microsoft.com/office/word/2012/wordml" xmlns:w16cex="http://schemas.microsoft.com/office/word/2018/wordml/cex" xmlns:w16cid="http://schemas.microsoft.com/office/word/2016/wordml/cid" xmlns:w16="http://schemas.microsoft.com/office/word/2018/wordml" xmlns:w16du="http://schemas.microsoft.com/office/word/2023/wordml/word16du" xmlns:w16sdtdh="http://schemas.microsoft.com/office/word/2020/wordml/sdtdatahash" xmlns:w16se="http://schemas.microsoft.com/office/word/2015/wordml/symex" xmlns:wpg="http://schemas.microsoft.com/office/word/2010/wordprocessingGroup" xmlns:wpi="http://schemas.microsoft.com/office/word/2010/wordprocessingInk" xmlns:wne="http://schemas.microsoft.com/office/word/2006/wordml" xmlns:wps="http://schemas.microsoft.com/office/word/2010/wordprocessingShape" mc:Ignorable="w14 w15 w16se w16cid w16 w16cex w16sdtdh wp14">
+<w:endnotes xmlns:wpc="http://schemas.microsoft.com/office/word/2010/wordprocessingCanvas" xmlns:cx="http://schemas.microsoft.com/office/drawing/2014/chartex" xmlns:cx1="http://schemas.microsoft.com/office/drawing/2015/9/8/chartex" xmlns:cx2="http://schemas.microsoft.com/office/drawing/2015/10/21/chartex" xmlns:cx3="http://schemas.microsoft.com/office/drawing/2016/5/9/chartex" xmlns:cx4="http://schemas.microsoft.com/office/drawing/2016/5/10/chartex" xmlns:cx5="http://schemas.microsoft.com/office/drawing/2016/5/11/chartex" xmlns:cx6="http://schemas.microsoft.com/office/drawing/2016/5/12/chartex" xmlns:cx7="http://schemas.microsoft.com/office/drawing/2016/5/13/chartex" xmlns:cx8="http://schemas.microsoft.com/office/drawing/2016/5/14/chartex" xmlns:mc="http://schemas.openxmlformats.org/markup-compatibility/2006" xmlns:m="http://schemas.openxmlformats.org/officeDocument/2006/math" xmlns:aink="http://schemas.microsoft.com/office/drawing/2016/ink" xmlns:am3d="http://schemas.microsoft.com/office/drawing/2017/model3d" xmlns:oel="http://schemas.microsoft.com/office/2019/extlst" xmlns:r="http://schemas.openxmlformats.org/officeDocument/2006/relationships" xmlns:wp14="http://schemas.microsoft.com/office/word/2010/wordprocessingDrawing" xmlns:wp="http://schemas.openxmlformats.org/drawingml/2006/wordprocessingDrawing" xmlns:wpg="http://schemas.microsoft.com/office/word/2010/wordprocessingGroup" xmlns:wpi="http://schemas.microsoft.com/office/word/2010/wordprocessingInk" xmlns:wps="http://schemas.microsoft.com/office/word/2010/wordprocessingShape" xmlns:o="urn:schemas-microsoft-com:office:office" xmlns:v="urn:schemas-microsoft-com:vml" xmlns:w10="urn:schemas-microsoft-com:office:word" xmlns:w="http://schemas.openxmlformats.org/wordprocessingml/2006/main" xmlns:w14="http://schemas.microsoft.com/office/word/2010/wordml" xmlns:w15="http://schemas.microsoft.com/office/word/2012/wordml" xmlns:w16cex="http://schemas.microsoft.com/office/word/2018/wordml/cex" xmlns:w16cid="http://schemas.microsoft.com/office/word/2016/wordml/cid" xmlns:w16="http://schemas.microsoft.com/office/word/2018/wordml" xmlns:w16sdtdh="http://schemas.microsoft.com/office/word/2020/wordml/sdtdatahash" xmlns:w16sdtfl="http://schemas.microsoft.com/office/word/2024/wordml/sdtformatlock" xmlns:w16se="http://schemas.microsoft.com/office/word/2015/wordml/symex" xmlns:w16du="http://schemas.microsoft.com/office/word/2023/wordml/word16du" xmlns:wne="http://schemas.microsoft.com/office/word/2006/wordml" mc:Ignorable="w14 w15 w16se w16cid w16 w16cex w16sdtdh w16sdtfl w16du wp14">
   <w:endnote w:type="separator" w:id="-1">
     <w:p>
       <w:r>
@@ -5466,7 +5611,7 @@
 </file>
 
 <file path=word/footer1.xml><?xml version="1.0" encoding="utf-8"?>
-<w:ftr xmlns:wpc="http://schemas.microsoft.com/office/word/2010/wordprocessingCanvas" xmlns:cx="http://schemas.microsoft.com/office/drawing/2014/chartex" xmlns:cx1="http://schemas.microsoft.com/office/drawing/2015/9/8/chartex" xmlns:cx2="http://schemas.microsoft.com/office/drawing/2015/10/21/chartex" xmlns:cx3="http://schemas.microsoft.com/office/drawing/2016/5/9/chartex" xmlns:cx4="http://schemas.microsoft.com/office/drawing/2016/5/10/chartex" xmlns:cx5="http://schemas.microsoft.com/office/drawing/2016/5/11/chartex" xmlns:cx6="http://schemas.microsoft.com/office/drawing/2016/5/12/chartex" xmlns:cx7="http://schemas.microsoft.com/office/drawing/2016/5/13/chartex" xmlns:cx8="http://schemas.microsoft.com/office/drawing/2016/5/14/chartex" xmlns:mc="http://schemas.openxmlformats.org/markup-compatibility/2006" xmlns:aink="http://schemas.microsoft.com/office/drawing/2016/ink" xmlns:am3d="http://schemas.microsoft.com/office/drawing/2017/model3d" xmlns:o="urn:schemas-microsoft-com:office:office" xmlns:oel="http://schemas.microsoft.com/office/2019/extlst" xmlns:r="http://schemas.openxmlformats.org/officeDocument/2006/relationships" xmlns:m="http://schemas.openxmlformats.org/officeDocument/2006/math" xmlns:v="urn:schemas-microsoft-com:vml" xmlns:wp14="http://schemas.microsoft.com/office/word/2010/wordprocessingDrawing" xmlns:wp="http://schemas.openxmlformats.org/drawingml/2006/wordprocessingDrawing" xmlns:w10="urn:schemas-microsoft-com:office:word" xmlns:w="http://schemas.openxmlformats.org/wordprocessingml/2006/main" xmlns:w14="http://schemas.microsoft.com/office/word/2010/wordml" xmlns:w15="http://schemas.microsoft.com/office/word/2012/wordml" xmlns:w16cex="http://schemas.microsoft.com/office/word/2018/wordml/cex" xmlns:w16cid="http://schemas.microsoft.com/office/word/2016/wordml/cid" xmlns:w16="http://schemas.microsoft.com/office/word/2018/wordml" xmlns:w16du="http://schemas.microsoft.com/office/word/2023/wordml/word16du" xmlns:w16sdtdh="http://schemas.microsoft.com/office/word/2020/wordml/sdtdatahash" xmlns:w16se="http://schemas.microsoft.com/office/word/2015/wordml/symex" xmlns:wpg="http://schemas.microsoft.com/office/word/2010/wordprocessingGroup" xmlns:wpi="http://schemas.microsoft.com/office/word/2010/wordprocessingInk" xmlns:wne="http://schemas.microsoft.com/office/word/2006/wordml" xmlns:wps="http://schemas.microsoft.com/office/word/2010/wordprocessingShape" mc:Ignorable="w14 w15 w16se w16cid w16 w16cex w16sdtdh wp14">
+<w:ftr xmlns:wpc="http://schemas.microsoft.com/office/word/2010/wordprocessingCanvas" xmlns:cx="http://schemas.microsoft.com/office/drawing/2014/chartex" xmlns:cx1="http://schemas.microsoft.com/office/drawing/2015/9/8/chartex" xmlns:cx2="http://schemas.microsoft.com/office/drawing/2015/10/21/chartex" xmlns:cx3="http://schemas.microsoft.com/office/drawing/2016/5/9/chartex" xmlns:cx4="http://schemas.microsoft.com/office/drawing/2016/5/10/chartex" xmlns:cx5="http://schemas.microsoft.com/office/drawing/2016/5/11/chartex" xmlns:cx6="http://schemas.microsoft.com/office/drawing/2016/5/12/chartex" xmlns:cx7="http://schemas.microsoft.com/office/drawing/2016/5/13/chartex" xmlns:cx8="http://schemas.microsoft.com/office/drawing/2016/5/14/chartex" xmlns:mc="http://schemas.openxmlformats.org/markup-compatibility/2006" xmlns:m="http://schemas.openxmlformats.org/officeDocument/2006/math" xmlns:aink="http://schemas.microsoft.com/office/drawing/2016/ink" xmlns:am3d="http://schemas.microsoft.com/office/drawing/2017/model3d" xmlns:oel="http://schemas.microsoft.com/office/2019/extlst" xmlns:r="http://schemas.openxmlformats.org/officeDocument/2006/relationships" xmlns:wp14="http://schemas.microsoft.com/office/word/2010/wordprocessingDrawing" xmlns:wp="http://schemas.openxmlformats.org/drawingml/2006/wordprocessingDrawing" xmlns:wpg="http://schemas.microsoft.com/office/word/2010/wordprocessingGroup" xmlns:wpi="http://schemas.microsoft.com/office/word/2010/wordprocessingInk" xmlns:wps="http://schemas.microsoft.com/office/word/2010/wordprocessingShape" xmlns:o="urn:schemas-microsoft-com:office:office" xmlns:v="urn:schemas-microsoft-com:vml" xmlns:w10="urn:schemas-microsoft-com:office:word" xmlns:w="http://schemas.openxmlformats.org/wordprocessingml/2006/main" xmlns:w14="http://schemas.microsoft.com/office/word/2010/wordml" xmlns:w15="http://schemas.microsoft.com/office/word/2012/wordml" xmlns:w16cex="http://schemas.microsoft.com/office/word/2018/wordml/cex" xmlns:w16cid="http://schemas.microsoft.com/office/word/2016/wordml/cid" xmlns:w16="http://schemas.microsoft.com/office/word/2018/wordml" xmlns:w16sdtdh="http://schemas.microsoft.com/office/word/2020/wordml/sdtdatahash" xmlns:w16sdtfl="http://schemas.microsoft.com/office/word/2024/wordml/sdtformatlock" xmlns:w16se="http://schemas.microsoft.com/office/word/2015/wordml/symex" xmlns:w16du="http://schemas.microsoft.com/office/word/2023/wordml/word16du" xmlns:wne="http://schemas.microsoft.com/office/word/2006/wordml" mc:Ignorable="w14 w15 w16se w16cid w16 w16cex w16sdtdh w16sdtfl w16du wp14">
   <w:p>
     <w:pPr>
       <w:pStyle w:val="Footer"/>
@@ -5504,7 +5649,7 @@
 </file>
 
 <file path=word/footer2.xml><?xml version="1.0" encoding="utf-8"?>
-<w:ftr xmlns:wpc="http://schemas.microsoft.com/office/word/2010/wordprocessingCanvas" xmlns:cx="http://schemas.microsoft.com/office/drawing/2014/chartex" xmlns:cx1="http://schemas.microsoft.com/office/drawing/2015/9/8/chartex" xmlns:cx2="http://schemas.microsoft.com/office/drawing/2015/10/21/chartex" xmlns:cx3="http://schemas.microsoft.com/office/drawing/2016/5/9/chartex" xmlns:cx4="http://schemas.microsoft.com/office/drawing/2016/5/10/chartex" xmlns:cx5="http://schemas.microsoft.com/office/drawing/2016/5/11/chartex" xmlns:cx6="http://schemas.microsoft.com/office/drawing/2016/5/12/chartex" xmlns:cx7="http://schemas.microsoft.com/office/drawing/2016/5/13/chartex" xmlns:cx8="http://schemas.microsoft.com/office/drawing/2016/5/14/chartex" xmlns:mc="http://schemas.openxmlformats.org/markup-compatibility/2006" xmlns:aink="http://schemas.microsoft.com/office/drawing/2016/ink" xmlns:am3d="http://schemas.microsoft.com/office/drawing/2017/model3d" xmlns:o="urn:schemas-microsoft-com:office:office" xmlns:oel="http://schemas.microsoft.com/office/2019/extlst" xmlns:r="http://schemas.openxmlformats.org/officeDocument/2006/relationships" xmlns:m="http://schemas.openxmlformats.org/officeDocument/2006/math" xmlns:v="urn:schemas-microsoft-com:vml" xmlns:wp14="http://schemas.microsoft.com/office/word/2010/wordprocessingDrawing" xmlns:wp="http://schemas.openxmlformats.org/drawingml/2006/wordprocessingDrawing" xmlns:w10="urn:schemas-microsoft-com:office:word" xmlns:w="http://schemas.openxmlformats.org/wordprocessingml/2006/main" xmlns:w14="http://schemas.microsoft.com/office/word/2010/wordml" xmlns:w15="http://schemas.microsoft.com/office/word/2012/wordml" xmlns:w16cex="http://schemas.microsoft.com/office/word/2018/wordml/cex" xmlns:w16cid="http://schemas.microsoft.com/office/word/2016/wordml/cid" xmlns:w16="http://schemas.microsoft.com/office/word/2018/wordml" xmlns:w16du="http://schemas.microsoft.com/office/word/2023/wordml/word16du" xmlns:w16sdtdh="http://schemas.microsoft.com/office/word/2020/wordml/sdtdatahash" xmlns:w16se="http://schemas.microsoft.com/office/word/2015/wordml/symex" xmlns:wpg="http://schemas.microsoft.com/office/word/2010/wordprocessingGroup" xmlns:wpi="http://schemas.microsoft.com/office/word/2010/wordprocessingInk" xmlns:wne="http://schemas.microsoft.com/office/word/2006/wordml" xmlns:wps="http://schemas.microsoft.com/office/word/2010/wordprocessingShape" mc:Ignorable="w14 w15 w16se w16cid w16 w16cex w16sdtdh wp14">
+<w:ftr xmlns:wpc="http://schemas.microsoft.com/office/word/2010/wordprocessingCanvas" xmlns:cx="http://schemas.microsoft.com/office/drawing/2014/chartex" xmlns:cx1="http://schemas.microsoft.com/office/drawing/2015/9/8/chartex" xmlns:cx2="http://schemas.microsoft.com/office/drawing/2015/10/21/chartex" xmlns:cx3="http://schemas.microsoft.com/office/drawing/2016/5/9/chartex" xmlns:cx4="http://schemas.microsoft.com/office/drawing/2016/5/10/chartex" xmlns:cx5="http://schemas.microsoft.com/office/drawing/2016/5/11/chartex" xmlns:cx6="http://schemas.microsoft.com/office/drawing/2016/5/12/chartex" xmlns:cx7="http://schemas.microsoft.com/office/drawing/2016/5/13/chartex" xmlns:cx8="http://schemas.microsoft.com/office/drawing/2016/5/14/chartex" xmlns:mc="http://schemas.openxmlformats.org/markup-compatibility/2006" xmlns:m="http://schemas.openxmlformats.org/officeDocument/2006/math" xmlns:aink="http://schemas.microsoft.com/office/drawing/2016/ink" xmlns:am3d="http://schemas.microsoft.com/office/drawing/2017/model3d" xmlns:oel="http://schemas.microsoft.com/office/2019/extlst" xmlns:r="http://schemas.openxmlformats.org/officeDocument/2006/relationships" xmlns:wp14="http://schemas.microsoft.com/office/word/2010/wordprocessingDrawing" xmlns:wp="http://schemas.openxmlformats.org/drawingml/2006/wordprocessingDrawing" xmlns:wpg="http://schemas.microsoft.com/office/word/2010/wordprocessingGroup" xmlns:wpi="http://schemas.microsoft.com/office/word/2010/wordprocessingInk" xmlns:wps="http://schemas.microsoft.com/office/word/2010/wordprocessingShape" xmlns:o="urn:schemas-microsoft-com:office:office" xmlns:v="urn:schemas-microsoft-com:vml" xmlns:w10="urn:schemas-microsoft-com:office:word" xmlns:w="http://schemas.openxmlformats.org/wordprocessingml/2006/main" xmlns:w14="http://schemas.microsoft.com/office/word/2010/wordml" xmlns:w15="http://schemas.microsoft.com/office/word/2012/wordml" xmlns:w16cex="http://schemas.microsoft.com/office/word/2018/wordml/cex" xmlns:w16cid="http://schemas.microsoft.com/office/word/2016/wordml/cid" xmlns:w16="http://schemas.microsoft.com/office/word/2018/wordml" xmlns:w16sdtdh="http://schemas.microsoft.com/office/word/2020/wordml/sdtdatahash" xmlns:w16sdtfl="http://schemas.microsoft.com/office/word/2024/wordml/sdtformatlock" xmlns:w16se="http://schemas.microsoft.com/office/word/2015/wordml/symex" xmlns:w16du="http://schemas.microsoft.com/office/word/2023/wordml/word16du" xmlns:wne="http://schemas.microsoft.com/office/word/2006/wordml" mc:Ignorable="w14 w15 w16se w16cid w16 w16cex w16sdtdh w16sdtfl w16du wp14">
   <w:sdt>
     <w:sdtPr>
       <w:rPr>
@@ -5569,7 +5714,7 @@
 </file>
 
 <file path=word/footnotes.xml><?xml version="1.0" encoding="utf-8"?>
-<w:footnotes xmlns:wpc="http://schemas.microsoft.com/office/word/2010/wordprocessingCanvas" xmlns:cx="http://schemas.microsoft.com/office/drawing/2014/chartex" xmlns:cx1="http://schemas.microsoft.com/office/drawing/2015/9/8/chartex" xmlns:cx2="http://schemas.microsoft.com/office/drawing/2015/10/21/chartex" xmlns:cx3="http://schemas.microsoft.com/office/drawing/2016/5/9/chartex" xmlns:cx4="http://schemas.microsoft.com/office/drawing/2016/5/10/chartex" xmlns:cx5="http://schemas.microsoft.com/office/drawing/2016/5/11/chartex" xmlns:cx6="http://schemas.microsoft.com/office/drawing/2016/5/12/chartex" xmlns:cx7="http://schemas.microsoft.com/office/drawing/2016/5/13/chartex" xmlns:cx8="http://schemas.microsoft.com/office/drawing/2016/5/14/chartex" xmlns:mc="http://schemas.openxmlformats.org/markup-compatibility/2006" xmlns:aink="http://schemas.microsoft.com/office/drawing/2016/ink" xmlns:am3d="http://schemas.microsoft.com/office/drawing/2017/model3d" xmlns:o="urn:schemas-microsoft-com:office:office" xmlns:oel="http://schemas.microsoft.com/office/2019/extlst" xmlns:r="http://schemas.openxmlformats.org/officeDocument/2006/relationships" xmlns:m="http://schemas.openxmlformats.org/officeDocument/2006/math" xmlns:v="urn:schemas-microsoft-com:vml" xmlns:wp14="http://schemas.microsoft.com/office/word/2010/wordprocessingDrawing" xmlns:wp="http://schemas.openxmlformats.org/drawingml/2006/wordprocessingDrawing" xmlns:w10="urn:schemas-microsoft-com:office:word" xmlns:w="http://schemas.openxmlformats.org/wordprocessingml/2006/main" xmlns:w14="http://schemas.microsoft.com/office/word/2010/wordml" xmlns:w15="http://schemas.microsoft.com/office/word/2012/wordml" xmlns:w16cex="http://schemas.microsoft.com/office/word/2018/wordml/cex" xmlns:w16cid="http://schemas.microsoft.com/office/word/2016/wordml/cid" xmlns:w16="http://schemas.microsoft.com/office/word/2018/wordml" xmlns:w16du="http://schemas.microsoft.com/office/word/2023/wordml/word16du" xmlns:w16sdtdh="http://schemas.microsoft.com/office/word/2020/wordml/sdtdatahash" xmlns:w16se="http://schemas.microsoft.com/office/word/2015/wordml/symex" xmlns:wpg="http://schemas.microsoft.com/office/word/2010/wordprocessingGroup" xmlns:wpi="http://schemas.microsoft.com/office/word/2010/wordprocessingInk" xmlns:wne="http://schemas.microsoft.com/office/word/2006/wordml" xmlns:wps="http://schemas.microsoft.com/office/word/2010/wordprocessingShape" mc:Ignorable="w14 w15 w16se w16cid w16 w16cex w16sdtdh wp14">
+<w:footnotes xmlns:wpc="http://schemas.microsoft.com/office/word/2010/wordprocessingCanvas" xmlns:cx="http://schemas.microsoft.com/office/drawing/2014/chartex" xmlns:cx1="http://schemas.microsoft.com/office/drawing/2015/9/8/chartex" xmlns:cx2="http://schemas.microsoft.com/office/drawing/2015/10/21/chartex" xmlns:cx3="http://schemas.microsoft.com/office/drawing/2016/5/9/chartex" xmlns:cx4="http://schemas.microsoft.com/office/drawing/2016/5/10/chartex" xmlns:cx5="http://schemas.microsoft.com/office/drawing/2016/5/11/chartex" xmlns:cx6="http://schemas.microsoft.com/office/drawing/2016/5/12/chartex" xmlns:cx7="http://schemas.microsoft.com/office/drawing/2016/5/13/chartex" xmlns:cx8="http://schemas.microsoft.com/office/drawing/2016/5/14/chartex" xmlns:mc="http://schemas.openxmlformats.org/markup-compatibility/2006" xmlns:m="http://schemas.openxmlformats.org/officeDocument/2006/math" xmlns:aink="http://schemas.microsoft.com/office/drawing/2016/ink" xmlns:am3d="http://schemas.microsoft.com/office/drawing/2017/model3d" xmlns:oel="http://schemas.microsoft.com/office/2019/extlst" xmlns:r="http://schemas.openxmlformats.org/officeDocument/2006/relationships" xmlns:wp14="http://schemas.microsoft.com/office/word/2010/wordprocessingDrawing" xmlns:wp="http://schemas.openxmlformats.org/drawingml/2006/wordprocessingDrawing" xmlns:wpg="http://schemas.microsoft.com/office/word/2010/wordprocessingGroup" xmlns:wpi="http://schemas.microsoft.com/office/word/2010/wordprocessingInk" xmlns:wps="http://schemas.microsoft.com/office/word/2010/wordprocessingShape" xmlns:o="urn:schemas-microsoft-com:office:office" xmlns:v="urn:schemas-microsoft-com:vml" xmlns:w10="urn:schemas-microsoft-com:office:word" xmlns:w="http://schemas.openxmlformats.org/wordprocessingml/2006/main" xmlns:w14="http://schemas.microsoft.com/office/word/2010/wordml" xmlns:w15="http://schemas.microsoft.com/office/word/2012/wordml" xmlns:w16cex="http://schemas.microsoft.com/office/word/2018/wordml/cex" xmlns:w16cid="http://schemas.microsoft.com/office/word/2016/wordml/cid" xmlns:w16="http://schemas.microsoft.com/office/word/2018/wordml" xmlns:w16sdtdh="http://schemas.microsoft.com/office/word/2020/wordml/sdtdatahash" xmlns:w16sdtfl="http://schemas.microsoft.com/office/word/2024/wordml/sdtformatlock" xmlns:w16se="http://schemas.microsoft.com/office/word/2015/wordml/symex" xmlns:w16du="http://schemas.microsoft.com/office/word/2023/wordml/word16du" xmlns:wne="http://schemas.microsoft.com/office/word/2006/wordml" mc:Ignorable="w14 w15 w16se w16cid w16 w16cex w16sdtdh w16sdtfl w16du wp14">
   <w:footnote w:type="separator" w:id="-1">
     <w:p>
       <w:r>
@@ -5632,7 +5777,7 @@
 </file>
 
 <file path=word/numbering.xml><?xml version="1.0" encoding="utf-8"?>
-<w:numbering xmlns:wpc="http://schemas.microsoft.com/office/word/2010/wordprocessingCanvas" xmlns:cx="http://schemas.microsoft.com/office/drawing/2014/chartex" xmlns:cx1="http://schemas.microsoft.com/office/drawing/2015/9/8/chartex" xmlns:cx2="http://schemas.microsoft.com/office/drawing/2015/10/21/chartex" xmlns:cx3="http://schemas.microsoft.com/office/drawing/2016/5/9/chartex" xmlns:cx4="http://schemas.microsoft.com/office/drawing/2016/5/10/chartex" xmlns:cx5="http://schemas.microsoft.com/office/drawing/2016/5/11/chartex" xmlns:cx6="http://schemas.microsoft.com/office/drawing/2016/5/12/chartex" xmlns:cx7="http://schemas.microsoft.com/office/drawing/2016/5/13/chartex" xmlns:cx8="http://schemas.microsoft.com/office/drawing/2016/5/14/chartex" xmlns:mc="http://schemas.openxmlformats.org/markup-compatibility/2006" xmlns:aink="http://schemas.microsoft.com/office/drawing/2016/ink" xmlns:am3d="http://schemas.microsoft.com/office/drawing/2017/model3d" xmlns:o="urn:schemas-microsoft-com:office:office" xmlns:oel="http://schemas.microsoft.com/office/2019/extlst" xmlns:r="http://schemas.openxmlformats.org/officeDocument/2006/relationships" xmlns:m="http://schemas.openxmlformats.org/officeDocument/2006/math" xmlns:v="urn:schemas-microsoft-com:vml" xmlns:wp14="http://schemas.microsoft.com/office/word/2010/wordprocessingDrawing" xmlns:wp="http://schemas.openxmlformats.org/drawingml/2006/wordprocessingDrawing" xmlns:w10="urn:schemas-microsoft-com:office:word" xmlns:w="http://schemas.openxmlformats.org/wordprocessingml/2006/main" xmlns:w14="http://schemas.microsoft.com/office/word/2010/wordml" xmlns:w15="http://schemas.microsoft.com/office/word/2012/wordml" xmlns:w16cex="http://schemas.microsoft.com/office/word/2018/wordml/cex" xmlns:w16cid="http://schemas.microsoft.com/office/word/2016/wordml/cid" xmlns:w16="http://schemas.microsoft.com/office/word/2018/wordml" xmlns:w16du="http://schemas.microsoft.com/office/word/2023/wordml/word16du" xmlns:w16sdtdh="http://schemas.microsoft.com/office/word/2020/wordml/sdtdatahash" xmlns:w16se="http://schemas.microsoft.com/office/word/2015/wordml/symex" xmlns:wpg="http://schemas.microsoft.com/office/word/2010/wordprocessingGroup" xmlns:wpi="http://schemas.microsoft.com/office/word/2010/wordprocessingInk" xmlns:wne="http://schemas.microsoft.com/office/word/2006/wordml" xmlns:wps="http://schemas.microsoft.com/office/word/2010/wordprocessingShape" mc:Ignorable="w14 w15 w16se w16cid w16 w16cex w16sdtdh wp14">
+<w:numbering xmlns:wpc="http://schemas.microsoft.com/office/word/2010/wordprocessingCanvas" xmlns:cx="http://schemas.microsoft.com/office/drawing/2014/chartex" xmlns:cx1="http://schemas.microsoft.com/office/drawing/2015/9/8/chartex" xmlns:cx2="http://schemas.microsoft.com/office/drawing/2015/10/21/chartex" xmlns:cx3="http://schemas.microsoft.com/office/drawing/2016/5/9/chartex" xmlns:cx4="http://schemas.microsoft.com/office/drawing/2016/5/10/chartex" xmlns:cx5="http://schemas.microsoft.com/office/drawing/2016/5/11/chartex" xmlns:cx6="http://schemas.microsoft.com/office/drawing/2016/5/12/chartex" xmlns:cx7="http://schemas.microsoft.com/office/drawing/2016/5/13/chartex" xmlns:cx8="http://schemas.microsoft.com/office/drawing/2016/5/14/chartex" xmlns:mc="http://schemas.openxmlformats.org/markup-compatibility/2006" xmlns:m="http://schemas.openxmlformats.org/officeDocument/2006/math" xmlns:aink="http://schemas.microsoft.com/office/drawing/2016/ink" xmlns:am3d="http://schemas.microsoft.com/office/drawing/2017/model3d" xmlns:oel="http://schemas.microsoft.com/office/2019/extlst" xmlns:r="http://schemas.openxmlformats.org/officeDocument/2006/relationships" xmlns:wp14="http://schemas.microsoft.com/office/word/2010/wordprocessingDrawing" xmlns:wp="http://schemas.openxmlformats.org/drawingml/2006/wordprocessingDrawing" xmlns:wpg="http://schemas.microsoft.com/office/word/2010/wordprocessingGroup" xmlns:wpi="http://schemas.microsoft.com/office/word/2010/wordprocessingInk" xmlns:wps="http://schemas.microsoft.com/office/word/2010/wordprocessingShape" xmlns:o="urn:schemas-microsoft-com:office:office" xmlns:v="urn:schemas-microsoft-com:vml" xmlns:w10="urn:schemas-microsoft-com:office:word" xmlns:w="http://schemas.openxmlformats.org/wordprocessingml/2006/main" xmlns:w14="http://schemas.microsoft.com/office/word/2010/wordml" xmlns:w15="http://schemas.microsoft.com/office/word/2012/wordml" xmlns:w16cex="http://schemas.microsoft.com/office/word/2018/wordml/cex" xmlns:w16cid="http://schemas.microsoft.com/office/word/2016/wordml/cid" xmlns:w16="http://schemas.microsoft.com/office/word/2018/wordml" xmlns:w16sdtdh="http://schemas.microsoft.com/office/word/2020/wordml/sdtdatahash" xmlns:w16sdtfl="http://schemas.microsoft.com/office/word/2024/wordml/sdtformatlock" xmlns:w16se="http://schemas.microsoft.com/office/word/2015/wordml/symex" xmlns:w16du="http://schemas.microsoft.com/office/word/2023/wordml/word16du" xmlns:wne="http://schemas.microsoft.com/office/word/2006/wordml" mc:Ignorable="w14 w15 w16se w16cid w16 w16cex w16sdtdh w16sdtfl w16du wp14">
   <w:abstractNum w:abstractNumId="0" w15:restartNumberingAfterBreak="0">
     <w:nsid w:val="00027189"/>
     <w:multiLevelType w:val="hybridMultilevel"/>
@@ -8885,7 +9030,7 @@
 </file>
 
 <file path=word/styles.xml><?xml version="1.0" encoding="utf-8"?>
-<w:styles xmlns:mc="http://schemas.openxmlformats.org/markup-compatibility/2006" xmlns:r="http://schemas.openxmlformats.org/officeDocument/2006/relationships" xmlns:w="http://schemas.openxmlformats.org/wordprocessingml/2006/main" xmlns:w14="http://schemas.microsoft.com/office/word/2010/wordml" xmlns:w15="http://schemas.microsoft.com/office/word/2012/wordml" xmlns:w16cex="http://schemas.microsoft.com/office/word/2018/wordml/cex" xmlns:w16cid="http://schemas.microsoft.com/office/word/2016/wordml/cid" xmlns:w16="http://schemas.microsoft.com/office/word/2018/wordml" xmlns:w16sdtdh="http://schemas.microsoft.com/office/word/2020/wordml/sdtdatahash" xmlns:w16se="http://schemas.microsoft.com/office/word/2015/wordml/symex" mc:Ignorable="w14 w15 w16se w16cid w16 w16cex w16sdtdh">
+<w:styles xmlns:mc="http://schemas.openxmlformats.org/markup-compatibility/2006" xmlns:r="http://schemas.openxmlformats.org/officeDocument/2006/relationships" xmlns:w="http://schemas.openxmlformats.org/wordprocessingml/2006/main" xmlns:w14="http://schemas.microsoft.com/office/word/2010/wordml" xmlns:w15="http://schemas.microsoft.com/office/word/2012/wordml" xmlns:w16cex="http://schemas.microsoft.com/office/word/2018/wordml/cex" xmlns:w16cid="http://schemas.microsoft.com/office/word/2016/wordml/cid" xmlns:w16="http://schemas.microsoft.com/office/word/2018/wordml" xmlns:w16sdtdh="http://schemas.microsoft.com/office/word/2020/wordml/sdtdatahash" xmlns:w16sdtfl="http://schemas.microsoft.com/office/word/2024/wordml/sdtformatlock" xmlns:w16se="http://schemas.microsoft.com/office/word/2015/wordml/symex" xmlns:w16du="http://schemas.microsoft.com/office/word/2023/wordml/word16du" mc:Ignorable="w14 w15 w16se w16cid w16 w16cex w16sdtdh w16sdtfl w16du">
   <w:docDefaults>
     <w:rPrDefault>
       <w:rPr>
@@ -9832,25 +9977,16 @@
 </file>
 
 <file path=customXml/item1.xml><?xml version="1.0" encoding="utf-8"?>
+<b:Sources xmlns:b="http://schemas.openxmlformats.org/officeDocument/2006/bibliography" xmlns="http://schemas.openxmlformats.org/officeDocument/2006/bibliography" SelectedStyle="/APASixthEditionOfficeOnline.xsl" StyleName="APA" Version="6"/>
+</file>
+
+<file path=customXml/item2.xml><?xml version="1.0" encoding="utf-8"?>
 <p:properties xmlns:p="http://schemas.microsoft.com/office/2006/metadata/properties" xmlns:xsi="http://www.w3.org/2001/XMLSchema-instance" xmlns:pc="http://schemas.microsoft.com/office/infopath/2007/PartnerControls">
   <documentManagement/>
 </p:properties>
 </file>
 
-<file path=customXml/item2.xml><?xml version="1.0" encoding="utf-8"?>
-<b:Sources xmlns:b="http://schemas.openxmlformats.org/officeDocument/2006/bibliography" xmlns="http://schemas.openxmlformats.org/officeDocument/2006/bibliography" SelectedStyle="/APASixthEditionOfficeOnline.xsl" StyleName="APA" Version="6"/>
-</file>
-
 <file path=customXml/item3.xml><?xml version="1.0" encoding="utf-8"?>
-<?mso-contentType ?>
-<FormTemplates xmlns="http://schemas.microsoft.com/sharepoint/v3/contenttype/forms">
-  <Display>DocumentLibraryForm</Display>
-  <Edit>DocumentLibraryForm</Edit>
-  <New>DocumentLibraryForm</New>
-</FormTemplates>
-</file>
-
-<file path=customXml/item4.xml><?xml version="1.0" encoding="utf-8"?>
 <ct:contentTypeSchema xmlns:ct="http://schemas.microsoft.com/office/2006/metadata/contentType" xmlns:ma="http://schemas.microsoft.com/office/2006/metadata/properties/metaAttributes" ct:_="" ma:_="" ma:contentTypeName="Document" ma:contentTypeID="0x0101004315450B81DA7D4295FAB6E101FBB355" ma:contentTypeVersion="12" ma:contentTypeDescription="Create a new document." ma:contentTypeScope="" ma:versionID="84c08f737672de27f3fbef69a7b74bfc">
   <xsd:schema xmlns:xsd="http://www.w3.org/2001/XMLSchema" xmlns:xs="http://www.w3.org/2001/XMLSchema" xmlns:p="http://schemas.microsoft.com/office/2006/metadata/properties" xmlns:ns2="d31f2ad2-e472-44ee-9b91-cb098f6c1beb" xmlns:ns3="28481bb3-5299-45df-98e4-9eda10c473f6" targetNamespace="http://schemas.microsoft.com/office/2006/metadata/properties" ma:root="true" ma:fieldsID="2e699634b7f5100d9c3fe33ad11b8f85" ns2:_="" ns3:_="">
     <xsd:import namespace="d31f2ad2-e472-44ee-9b91-cb098f6c1beb"/>
@@ -10067,7 +10203,24 @@
 </ct:contentTypeSchema>
 </file>
 
+<file path=customXml/item4.xml><?xml version="1.0" encoding="utf-8"?>
+<?mso-contentType ?>
+<FormTemplates xmlns="http://schemas.microsoft.com/sharepoint/v3/contenttype/forms">
+  <Display>DocumentLibraryForm</Display>
+  <Edit>DocumentLibraryForm</Edit>
+  <New>DocumentLibraryForm</New>
+</FormTemplates>
+</file>
+
 <file path=customXml/itemProps1.xml><?xml version="1.0" encoding="utf-8"?>
+<ds:datastoreItem xmlns:ds="http://schemas.openxmlformats.org/officeDocument/2006/customXml" ds:itemID="{DECDB539-0F7C-7D4F-87E4-7CCBF7B94F0D}">
+  <ds:schemaRefs>
+    <ds:schemaRef ds:uri="http://schemas.openxmlformats.org/officeDocument/2006/bibliography"/>
+  </ds:schemaRefs>
+</ds:datastoreItem>
+</file>
+
+<file path=customXml/itemProps2.xml><?xml version="1.0" encoding="utf-8"?>
 <ds:datastoreItem xmlns:ds="http://schemas.openxmlformats.org/officeDocument/2006/customXml" ds:itemID="{67341773-C16C-49B7-B9CB-29DE146C91CB}">
   <ds:schemaRefs>
     <ds:schemaRef ds:uri="http://schemas.microsoft.com/office/2006/metadata/properties"/>
@@ -10076,23 +10229,7 @@
 </ds:datastoreItem>
 </file>
 
-<file path=customXml/itemProps2.xml><?xml version="1.0" encoding="utf-8"?>
-<ds:datastoreItem xmlns:ds="http://schemas.openxmlformats.org/officeDocument/2006/customXml" ds:itemID="{DECDB539-0F7C-7D4F-87E4-7CCBF7B94F0D}">
-  <ds:schemaRefs>
-    <ds:schemaRef ds:uri="http://schemas.openxmlformats.org/officeDocument/2006/bibliography"/>
-  </ds:schemaRefs>
-</ds:datastoreItem>
-</file>
-
 <file path=customXml/itemProps3.xml><?xml version="1.0" encoding="utf-8"?>
-<ds:datastoreItem xmlns:ds="http://schemas.openxmlformats.org/officeDocument/2006/customXml" ds:itemID="{CD67E1E0-462C-4248-9434-C85F750B654B}">
-  <ds:schemaRefs>
-    <ds:schemaRef ds:uri="http://schemas.microsoft.com/sharepoint/v3/contenttype/forms"/>
-  </ds:schemaRefs>
-</ds:datastoreItem>
-</file>
-
-<file path=customXml/itemProps4.xml><?xml version="1.0" encoding="utf-8"?>
 <ds:datastoreItem xmlns:ds="http://schemas.openxmlformats.org/officeDocument/2006/customXml" ds:itemID="{9C1D3CF5-5516-4395-A8C6-C8BD857962F7}">
   <ds:schemaRefs>
     <ds:schemaRef ds:uri="http://schemas.microsoft.com/office/2006/metadata/contentType"/>
@@ -10109,4 +10246,12 @@
     <ds:schemaRef ds:uri="http://schemas.microsoft.com/internal/obd"/>
   </ds:schemaRefs>
 </ds:datastoreItem>
+</file>
+
+<file path=customXml/itemProps4.xml><?xml version="1.0" encoding="utf-8"?>
+<ds:datastoreItem xmlns:ds="http://schemas.openxmlformats.org/officeDocument/2006/customXml" ds:itemID="{CD67E1E0-462C-4248-9434-C85F750B654B}">
+  <ds:schemaRefs>
+    <ds:schemaRef ds:uri="http://schemas.microsoft.com/sharepoint/v3/contenttype/forms"/>
+  </ds:schemaRefs>
+</ds:datastoreItem>
 </file>